--- a/waste-oil-balkans/dist/01_Poyasnitelnaya_zapiska.docx
+++ b/waste-oil-balkans/dist/01_Poyasnitelnaya_zapiska.docx
@@ -732,7 +732,7 @@
         <w:t xml:space="preserve">Мировой и европейский контекст.</w:t>
       </w:r>
       <w:r>
-        <w:t xml:space="preserve"> Мировой рынок регенерированных базовых масел (RRBO) — ~2,47 млрд $ в 2025 г. с ростом до ~4,2 млрд $ к 2034 г. (CAGR ~6 %); сегмент Group II — крупнейший и самый быстрорастущий (CAGR ~7,7 %). Регенерация потребляет на ~50 % меньше энергии, чем производство базового масла из нефти. В Европе суммарная регенерационная мощность ~877 тыс. т/год, преимущественно Group I; высококачественного Group II из регенерата структурно не хватает. ExxonMobil в 2025 г. запускает собственный проект Group II-регенерата — крупнейший игрок легитимизирует нишу. [5][6][15]</w:t>
+        <w:t xml:space="preserve"> Мировой рынок регенерированных базовых масел (RRBO) оценивается по-разному: ~2,47 млрд $ в 2025 г. → ~4,2 млрд $ к 2034 г. (Straits Research), другие агентства — ~2,2 млрд $ (2023) → ~3,7–3,9 млрд $ (2032–2033), CAGR ~6 %. Во всех оценках Group II — крупнейший сегмент. Регенерация потребляет меньше энергии, чем производство базового масла из нефти (в источниках приводится «до ~50 %»; точная величина зависит от технологии). В Европе суммарная регенерационная мощность ~877 тыс. т/год, преимущественно Group I; высококачественного Group II из регенерата структурно не хватает. ExxonMobil в 2025 г. запускает собственный проект Group II-регенерата (Гравеншон + Роттердам, сырьё от Eco Huile) — крупнейший игрок легитимизирует нишу. [5][6][15]</w:t>
       </w:r>
     </w:p>
     <w:p>
@@ -745,10 +745,20 @@
           <w:b/>
           <w:bCs/>
         </w:rPr>
-        <w:t xml:space="preserve">Цены.</w:t>
-      </w:r>
-      <w:r>
-        <w:t xml:space="preserve"> По Lubes’N’Greases (EMEA), Group II: 150N ~1 075–1 110 €/т, 220N ~1 125–1 150 €/т, 600N ~1 155–1 200 €/т. Регенерат обычно с дисконтом 100–150 $/т к первичному, но «зелёная» премия (декарбонизация, требования OEM к содержанию переработанного сырья) дисконт сокращает. В расчётах консервативно принята цена реализации 850–950 €/т. [7]</w:t>
+        <w:t xml:space="preserve">Цены (важно — волатильны).</w:t>
+      </w:r>
+      <w:r>
+        <w:t xml:space="preserve"> По Lubes’N’Greases (EMEA), цены Group II заметно выросли: если старые отчёты давали ~1 075–1 200 €/т, то в начале 2026 г. 150N — ~1 545–1 575 €/т, с весенними пиками до ~2 000 €/т; при этом на рынке США в конце 2025 г. 220N опускался до ~650–675 $/т (перепроизводство). Регенерат обычно с дисконтом к первичному, «зелёная» премия дисконт сокращает. В расчётах </w:t>
+      </w:r>
+      <w:r>
+        <w:rPr>
+          <w:b/>
+          <w:bCs/>
+        </w:rPr>
+        <w:t xml:space="preserve">консервативно</w:t>
+      </w:r>
+      <w:r>
+        <w:t xml:space="preserve"> принята цена реализации 850–950 €/т — то есть модель не зависит от текущих высоких цен и имеет запас вверх. Точную цену на момент пуска предсказать нельзя (нет данных). [7]</w:t>
       </w:r>
     </w:p>
     <w:p>
@@ -1072,7 +1082,37 @@
         <w:t xml:space="preserve">Доочистка дистиллята</w:t>
       </w:r>
       <w:r>
-        <w:t xml:space="preserve"> (адсорбционная/экстракционная) до спецификации Group II: снижение серы, цвета, ароматики, кислотности. Для 10–30 тыс. т/год оптимальна связка «многоступенчатая вакуумная дистилляция + полировка реактивационным адсорбентом». [16]</w:t>
+        <w:t xml:space="preserve"> (адсорбционная/экстракционная) до спецификации Group II: снижение серы, цвета, ароматики, кислотности. Для 10–30 тыс. т/год в отрасли применяют связку «многоступенчатая вакуумная дистилляция + полировка реактивационным адсорбентом». [16]</w:t>
+      </w:r>
+    </w:p>
+    <w:p>
+      <w:pPr>
+        <w:pBdr>
+          <w:left w:val="single" w:color="C00000" w:sz="18" w:space="12"/>
+        </w:pBdr>
+        <w:shd w:fill="FBE9E7" w:val="clear"/>
+        <w:spacing w:after="120" w:before="120" w:line="276"/>
+        <w:jc w:val="both"/>
+      </w:pPr>
+      <w:r>
+        <w:rPr>
+          <w:b/>
+          <w:bCs/>
+        </w:rPr>
+        <w:t xml:space="preserve">Честно о качестве Group II.</w:t>
+      </w:r>
+      <w:r>
+        <w:t xml:space="preserve"> В мировой практике стабильный полноценный API Group II (сера &lt; 0,03 %, насыщенные &gt; 90 %) обычно достигается финишным </w:t>
+      </w:r>
+      <w:r>
+        <w:rPr>
+          <w:b/>
+          <w:bCs/>
+        </w:rPr>
+        <w:t xml:space="preserve">гидрооблагораживанием</w:t>
+      </w:r>
+      <w:r>
+        <w:t xml:space="preserve"> (пример — TAYRAŞ: технология Sequoia + водород). Схема «вакуумная дистилляция + адсорбционная полировка» без гидроочистки чаще даёт продукт уровня Group I / «близкий к Group II». Поэтому обязательное требование к китайскому партнёру — документально гарантировать спецификацию Group II на реальном (референтном) сырье, с подтверждением на пилоте/FAT; при необходимости в схему включается узел гидроочистки (это увеличивает CAPEX). Без такого подтверждения корректно позиционировать продукт как Group I/I+.</w:t>
       </w:r>
     </w:p>
     <w:p>
